--- a/assets/docs/Reflective-Piece-SRM.docx
+++ b/assets/docs/Reflective-Piece-SRM.docx
@@ -43,12 +43,12 @@
         </w:rPr>
         <w:t xml:space="preserve">e-Portfolio: </w:t>
       </w:r>
-      <w:hyperlink w:history="1" r:id="rIdgitxrrcazt9hyxz1izoiz">
+      <w:hyperlink w:history="1" r:id="rIdvgyrp8fsp2b3jj2thtwdg">
         <w:r>
           <w:rPr>
             <w:rStyle w:val="Hyperlink"/>
           </w:rPr>
-          <w:t xml:space="preserve">https://mohaliessex.github.io/-e-portfolio---Security-and-Risk-Management/</w:t>
+          <w:t xml:space="preserve">https://mohaliessex.github.io/E-Portfolio-Security-and-Risk-Management-July-2026/</w:t>
         </w:r>
       </w:hyperlink>
     </w:p>
@@ -60,7 +60,7 @@
         <w:rPr>
           <w:color w:val="444444"/>
         </w:rPr>
-        <w:t xml:space="preserve">Word count: 937 (excluding headings and references). Model: Rolfe, Freshwater and Jasper (2001).</w:t>
+        <w:t xml:space="preserve">Word count: 977 (excluding headings and references). Model: Rolfe, Freshwater and Jasper (2001).</w:t>
       </w:r>
     </w:p>
     <w:p>
@@ -127,7 +127,7 @@
         <w:spacing w:after="160" w:line="300"/>
       </w:pPr>
       <w:r>
-        <w:t xml:space="preserve">Aven and Thekdi's (2025) argument that a risk judgement is conditional on the strength of knowledge became the thread connecting my work. It is why the group report called its ratings provisional, and why my executive summary reported 90% intervals, ran a correlation sensitivity test and concluded that the ranking was more robust than any single percentage. Building the simulation also showed me the limits of quantification. Hubbard (2020) is right that ranges beat ordinal scores, but most of my inputs were still calibrated judgements anchored to surveys skewed towards larger firms. Quantification made my uncertainty visible; it did not remove it.</w:t>
+        <w:t xml:space="preserve">Aven and Thekdi's (2025) argument that a risk judgement is conditional on the strength of knowledge became the thread connecting my work. It is why the group report called its ratings provisional, and why my executive summary reported 90% intervals, ran a correlation sensitivity test and concluded that the ranking was more robust than any single percentage. Building the simulation also showed me the limits of quantification. Hubbard (2020) is right that ranges beat ordinal scores, but most of my inputs were still calibrated judgements anchored to surveys skewed towards larger firms. Quantification made my uncertainty visible; it did not remove it. My tutor's feedback found the same limit from another angle: survey statistics do not by themselves establish one firm's probabilities, and a one-minute database promotion does not prove a one-minute service recovery. Both were evidence stretched further than it reached.</w:t>
       </w:r>
     </w:p>
     <w:p>
@@ -556,7 +556,7 @@
         <w:sz w:val="17"/>
         <w:szCs w:val="17"/>
       </w:rPr>
-      <w:t xml:space="preserve">e-Portfolio: https://mohaliessex.github.io/-e-portfolio---Security-and-Risk-Management/</w:t>
+      <w:t xml:space="preserve">e-Portfolio: https://mohaliessex.github.io/E-Portfolio-Security-and-Risk-Management-July-2026/</w:t>
     </w:r>
   </w:p>
 </w:hdr>
